--- a/documentation/user_guides/individual_programs/lyrics_manager/Lyrics_Manager_User_Guide.docx
+++ b/documentation/user_guides/individual_programs/lyrics_manager/Lyrics_Manager_User_Guide.docx
@@ -275,7 +275,7 @@
     </w:p>
     <w:p>
       <w:r>
-        <w:t>Shows live progress: each file is reported as it is looked up and written, with a status label such as [LIKE], [ALREADY], [NO MATCH], [PLAIN] or [ERROR]. The log keeps the full per-file history, and Live Update writes participate in the suite's tag-edit undo batch. A status bar shows overall and per-worker counts while the run is in progress.</w:t>
+        <w:t>Shows live progress: each file is reported as it is looked up and written, with a status label: [TAGGED] when lyrics were embedded, [SKIPPED] when nothing was written (with the reason - no artist/title tags, already has lyrics, or lyrics not found), [DRY RUN] when a lookup found lyrics but nothing was written, or [ERROR] when the lookup or the write failed. The log keeps the full per-file history, and Live Update writes participate in the suite's tag-edit undo batch. A status bar shows overall and per-worker counts while the run is in progress.</w:t>
       </w:r>
     </w:p>
     <w:p>

--- a/documentation/user_guides/individual_programs/lyrics_manager/Lyrics_Manager_User_Guide.docx
+++ b/documentation/user_guides/individual_programs/lyrics_manager/Lyrics_Manager_User_Guide.docx
@@ -16,7 +16,7 @@
         <w:jc w:val="center"/>
       </w:pPr>
       <w:r>
-        <w:t>Version 2.1.6 — October 2026</w:t>
+        <w:t>Version 2.1.7 — October 2026</w:t>
       </w:r>
     </w:p>
     <w:p>

--- a/documentation/user_guides/individual_programs/lyrics_manager/Lyrics_Manager_User_Guide.docx
+++ b/documentation/user_guides/individual_programs/lyrics_manager/Lyrics_Manager_User_Guide.docx
@@ -16,7 +16,7 @@
         <w:jc w:val="center"/>
       </w:pPr>
       <w:r>
-        <w:t>Version 2.1.7 — October 2026</w:t>
+        <w:t>Version 2.2.0 — October 2026</w:t>
       </w:r>
     </w:p>
     <w:p>

--- a/documentation/user_guides/individual_programs/lyrics_manager/Lyrics_Manager_User_Guide.docx
+++ b/documentation/user_guides/individual_programs/lyrics_manager/Lyrics_Manager_User_Guide.docx
@@ -16,7 +16,7 @@
         <w:jc w:val="center"/>
       </w:pPr>
       <w:r>
-        <w:t>Version 2.2.0 — October 2026</w:t>
+        <w:t>Version 2.2.1 — October 2026</w:t>
       </w:r>
     </w:p>
     <w:p>

--- a/documentation/user_guides/individual_programs/lyrics_manager/Lyrics_Manager_User_Guide.docx
+++ b/documentation/user_guides/individual_programs/lyrics_manager/Lyrics_Manager_User_Guide.docx
@@ -16,7 +16,7 @@
         <w:jc w:val="center"/>
       </w:pPr>
       <w:r>
-        <w:t>Version 2.2.1 — October 2026</w:t>
+        <w:t>Version 2.3.0 — October 2026</w:t>
       </w:r>
     </w:p>
     <w:p>
